--- a/hin/docx/35.content.docx
+++ b/hin/docx/35.content.docx
@@ -136,13 +136,6 @@
         <w:rPr>
           <w:lang w:val="hi_IN" w:bidi="hi_IN"/>
         </w:rPr>
-      </w:r>
-      <w:r>
-        <w:rPr>
-          <w:i/>
-          <w:lang w:val="hi_IN" w:bidi="hi_IN"/>
-        </w:rPr>
-        <w:t>हबक्कूक 1:2, हबक्कूक 1:3, हबक्कूक 1:4, हबक्कूक 1:6, हबक्कूक 1:7, हबक्कूक 1:9, हबक्कूक 1:10, हबक्कूक 1:12, हबक्कूक 1:12 (#2), हबक्कूक 1:13, हबक्कूक 1:15, हबक्कूक 1:15 (#2), हबक्कूक 1:17, हबक्कूक 2:1, हबक्कूक 2:2, हबक्कूक 2:3, हबक्कूक 2:4, हबक्कूक 2:5, हबक्कूक 2:8, हबक्कूक 2:9, हबक्कूक 2:11, हबक्कूक 2:12, हबक्कूक 2:14, हबक्कूक 2:15, हबक्कूक 2:16, हबक्कूक 2:18, हबक्कूक 2:20, हबक्कूक 3:2, हबक्कूक 3:2 (#2), हबक्कूक 3:5, हबक्कूक 3:6, हबक्कूक 3:13, हबक्कूक 3:13 (#2), हबक्कूक 3:14, हबक्कूक 3:16, हबक्कूक 3:17, हबक्कूक 3:18, हबक्कूक 3:19</w:t>
       </w:r>
       <w:r>
         <w:rPr>

--- a/hin/docx/35.content.docx
+++ b/hin/docx/35.content.docx
@@ -123,19 +123,6 @@
           <w:lang w:val="hi_IN" w:bidi="hi_IN"/>
         </w:rPr>
         <w:t>HAB</w:t>
-      </w:r>
-      <w:r>
-        <w:rPr>
-          <w:lang w:val="hi_IN" w:bidi="hi_IN"/>
-        </w:rPr>
-      </w:r>
-    </w:p>
-    <w:p>
-      <w:pPr/>
-      <w:r>
-        <w:rPr>
-          <w:lang w:val="hi_IN" w:bidi="hi_IN"/>
-        </w:rPr>
       </w:r>
       <w:r>
         <w:rPr>

--- a/hin/docx/35.content.docx
+++ b/hin/docx/35.content.docx
@@ -19,7 +19,7 @@
         <w:rPr>
           <w:lang w:val="hi_IN" w:bidi="hi_IN"/>
         </w:rPr>
-        <w:t>Resource: अनुवाद प्रश्न (unfoldingWord)</w:t>
+        <w:t>Resource: unfoldingWord® Translation Questions</w:t>
       </w:r>
       <w:r>
         <w:rPr>
@@ -85,7 +85,7 @@
         <w:rPr>
           <w:lang w:val="hi_IN" w:bidi="hi_IN"/>
         </w:rPr>
-        <w:t>अनुवाद प्रश्न (unfoldingWord)</w:t>
+        <w:t>unfoldingWord® Translation Questions</w:t>
       </w:r>
     </w:p>
     <w:p>
